--- a/Javascript/WordsCountProject/Lab Report.docx
+++ b/Javascript/WordsCountProject/Lab Report.docx
@@ -46,6 +46,8 @@
       <w:pPr>
         <w:jc w:val="center"/>
         <w:rPr>
+          <w:b/>
+          <w:bCs/>
           <w:sz w:val="36"/>
           <w:szCs w:val="36"/>
         </w:rPr>
@@ -58,6 +60,190 @@
           <w:szCs w:val="36"/>
         </w:rPr>
         <w:t>Word Frequency Analyzer Using C++ STL</w:t>
+      </w:r>
+    </w:p>
+    <w:p>
+      <w:pPr>
+        <w:jc w:val="center"/>
+        <w:rPr>
+          <w:b/>
+          <w:bCs/>
+          <w:sz w:val="40"/>
+          <w:szCs w:val="40"/>
+        </w:rPr>
+      </w:pPr>
+      <w:r>
+        <w:rPr>
+          <w:b/>
+          <w:bCs/>
+          <w:sz w:val="40"/>
+          <w:szCs w:val="40"/>
+          <w:u w:val="single"/>
+        </w:rPr>
+        <w:t>Name</w:t>
+      </w:r>
+      <w:r>
+        <w:rPr>
+          <w:b/>
+          <w:bCs/>
+          <w:sz w:val="40"/>
+          <w:szCs w:val="40"/>
+        </w:rPr>
+        <w:t>:</w:t>
+      </w:r>
+      <w:r>
+        <w:rPr>
+          <w:b/>
+          <w:bCs/>
+          <w:sz w:val="40"/>
+          <w:szCs w:val="40"/>
+        </w:rPr>
+        <w:t xml:space="preserve">  Imran </w:t>
+      </w:r>
+      <w:r>
+        <w:rPr>
+          <w:b/>
+          <w:bCs/>
+          <w:sz w:val="40"/>
+          <w:szCs w:val="40"/>
+        </w:rPr>
+        <w:t>U</w:t>
+      </w:r>
+      <w:r>
+        <w:rPr>
+          <w:b/>
+          <w:bCs/>
+          <w:sz w:val="40"/>
+          <w:szCs w:val="40"/>
+        </w:rPr>
+        <w:t xml:space="preserve">llah </w:t>
+      </w:r>
+    </w:p>
+    <w:p>
+      <w:pPr>
+        <w:jc w:val="center"/>
+        <w:rPr>
+          <w:b/>
+          <w:bCs/>
+          <w:sz w:val="40"/>
+          <w:szCs w:val="40"/>
+        </w:rPr>
+      </w:pPr>
+      <w:r>
+        <w:rPr>
+          <w:b/>
+          <w:bCs/>
+          <w:sz w:val="40"/>
+          <w:szCs w:val="40"/>
+          <w:u w:val="single"/>
+        </w:rPr>
+        <w:t xml:space="preserve">Reg </w:t>
+      </w:r>
+      <w:r>
+        <w:rPr>
+          <w:b/>
+          <w:bCs/>
+          <w:sz w:val="40"/>
+          <w:szCs w:val="40"/>
+          <w:u w:val="single"/>
+        </w:rPr>
+        <w:t>No</w:t>
+      </w:r>
+      <w:r>
+        <w:rPr>
+          <w:b/>
+          <w:bCs/>
+          <w:sz w:val="40"/>
+          <w:szCs w:val="40"/>
+        </w:rPr>
+        <w:t xml:space="preserve">. </w:t>
+      </w:r>
+      <w:r>
+        <w:rPr>
+          <w:b/>
+          <w:bCs/>
+          <w:sz w:val="40"/>
+          <w:szCs w:val="40"/>
+        </w:rPr>
+        <w:t>1147</w:t>
+      </w:r>
+    </w:p>
+    <w:p>
+      <w:pPr>
+        <w:jc w:val="center"/>
+        <w:rPr>
+          <w:b/>
+          <w:bCs/>
+          <w:sz w:val="40"/>
+          <w:szCs w:val="40"/>
+        </w:rPr>
+      </w:pPr>
+      <w:r>
+        <w:rPr>
+          <w:b/>
+          <w:bCs/>
+          <w:sz w:val="40"/>
+          <w:szCs w:val="40"/>
+          <w:u w:val="single"/>
+        </w:rPr>
+        <w:t>Course</w:t>
+      </w:r>
+      <w:r>
+        <w:rPr>
+          <w:b/>
+          <w:bCs/>
+          <w:sz w:val="40"/>
+          <w:szCs w:val="40"/>
+        </w:rPr>
+        <w:t>:</w:t>
+      </w:r>
+      <w:r>
+        <w:rPr>
+          <w:b/>
+          <w:bCs/>
+          <w:sz w:val="40"/>
+          <w:szCs w:val="40"/>
+        </w:rPr>
+        <w:t xml:space="preserve"> C++ programming </w:t>
+      </w:r>
+    </w:p>
+    <w:p>
+      <w:pPr>
+        <w:jc w:val="center"/>
+        <w:rPr>
+          <w:b/>
+          <w:bCs/>
+          <w:sz w:val="40"/>
+          <w:szCs w:val="40"/>
+        </w:rPr>
+      </w:pPr>
+      <w:r>
+        <w:rPr>
+          <w:b/>
+          <w:bCs/>
+          <w:sz w:val="40"/>
+          <w:szCs w:val="40"/>
+          <w:u w:val="single"/>
+        </w:rPr>
+        <w:t>Instructor</w:t>
+      </w:r>
+      <w:r>
+        <w:rPr>
+          <w:b/>
+          <w:bCs/>
+          <w:sz w:val="40"/>
+          <w:szCs w:val="40"/>
+        </w:rPr>
+        <w:t>:</w:t>
+      </w:r>
+      <w:r>
+        <w:rPr>
+          <w:b/>
+          <w:bCs/>
+          <w:sz w:val="40"/>
+          <w:szCs w:val="40"/>
+        </w:rPr>
+        <w:t xml:space="preserve"> Suleman Khan</w:t>
       </w:r>
     </w:p>
     <w:p/>
@@ -279,6 +465,7 @@
           <w:sz w:val="28"/>
           <w:szCs w:val="28"/>
         </w:rPr>
+        <w:lastRenderedPageBreak/>
         <w:t>&lt;</w:t>
       </w:r>
       <w:proofErr w:type="spellStart"/>
@@ -690,6 +877,7 @@
           <w:sz w:val="28"/>
           <w:szCs w:val="28"/>
         </w:rPr>
+        <w:lastRenderedPageBreak/>
         <w:t>Words with frequency greater than 2:</w:t>
       </w:r>
       <w:r>
@@ -809,7 +997,6 @@
           <w:sz w:val="28"/>
           <w:szCs w:val="28"/>
         </w:rPr>
-        <w:lastRenderedPageBreak/>
         <w:t xml:space="preserve">Removes punctuation. </w:t>
       </w:r>
     </w:p>
@@ -1100,6 +1287,7 @@
           <w:sz w:val="28"/>
           <w:szCs w:val="28"/>
         </w:rPr>
+        <w:lastRenderedPageBreak/>
         <w:t>Conclusion</w:t>
       </w:r>
     </w:p>
@@ -1121,6 +1309,9 @@
     <w:p/>
     <w:p>
       <w:r>
+        <w:rPr>
+          <w:noProof/>
+        </w:rPr>
         <w:lastRenderedPageBreak/>
         <w:drawing>
           <wp:inline distT="0" distB="0" distL="0" distR="0" wp14:anchorId="39547C1D" wp14:editId="3F000DE8">
@@ -1159,6 +1350,9 @@
         </w:drawing>
       </w:r>
       <w:r>
+        <w:rPr>
+          <w:noProof/>
+        </w:rPr>
         <w:lastRenderedPageBreak/>
         <w:drawing>
           <wp:inline distT="0" distB="0" distL="0" distR="0" wp14:anchorId="752285EF" wp14:editId="05A97849">
@@ -1197,6 +1391,9 @@
         </w:drawing>
       </w:r>
       <w:r>
+        <w:rPr>
+          <w:noProof/>
+        </w:rPr>
         <w:lastRenderedPageBreak/>
         <w:drawing>
           <wp:inline distT="0" distB="0" distL="0" distR="0" wp14:anchorId="43F5C68D" wp14:editId="6A1AE518">
@@ -1235,6 +1432,9 @@
         </w:drawing>
       </w:r>
       <w:r>
+        <w:rPr>
+          <w:noProof/>
+        </w:rPr>
         <w:drawing>
           <wp:inline distT="0" distB="0" distL="0" distR="0" wp14:anchorId="4FEDE3BC" wp14:editId="0CD20055">
             <wp:extent cx="5943600" cy="2409825"/>
@@ -1301,6 +1501,7 @@
       </w:pPr>
       <w:r>
         <w:rPr>
+          <w:noProof/>
           <w:sz w:val="44"/>
           <w:szCs w:val="44"/>
         </w:rPr>
@@ -1388,6 +1589,7 @@
       </w:pPr>
       <w:r>
         <w:rPr>
+          <w:noProof/>
           <w:sz w:val="44"/>
           <w:szCs w:val="44"/>
         </w:rPr>
@@ -1437,6 +1639,7 @@
       </w:pPr>
       <w:r>
         <w:rPr>
+          <w:noProof/>
           <w:sz w:val="44"/>
           <w:szCs w:val="44"/>
         </w:rPr>
@@ -2972,6 +3175,7 @@
   <w:style w:type="character" w:default="1" w:styleId="DefaultParagraphFont">
     <w:name w:val="Default Paragraph Font"/>
     <w:uiPriority w:val="1"/>
+    <w:semiHidden/>
     <w:unhideWhenUsed/>
   </w:style>
   <w:style w:type="table" w:default="1" w:styleId="TableNormal">
